--- a/交付_20260809_补充扫描规划专利/03_内部材料/C_待代理人确认的权项与法律策略事项.docx
+++ b/交付_20260809_补充扫描规划专利/03_内部材料/C_待代理人确认的权项与法律策略事项.docx
@@ -977,7 +977,7 @@
                 <w:rFonts w:ascii="SimSun" w:hAnsi="SimSun" w:eastAsia="SimSun"/>
                 <w:sz w:val="17"/>
               </w:rPr>
-              <w:t>两阶段预算回退</w:t>
+              <w:t>两阶段预算回退（结果性约束已在权 1）</w:t>
             </w:r>
           </w:p>
         </w:tc>
@@ -1151,7 +1151,7 @@
                 <w:rFonts w:ascii="SimSun" w:hAnsi="SimSun" w:eastAsia="SimSun"/>
                 <w:sz w:val="17"/>
               </w:rPr>
-              <w:t>执行策略 B</w:t>
+              <w:t>集合选择准则与执行策略 B</w:t>
             </w:r>
           </w:p>
         </w:tc>
@@ -1413,7 +1413,7 @@
                 <w:rFonts w:ascii="SimSun" w:hAnsi="SimSun" w:eastAsia="SimSun"/>
                 <w:sz w:val="17"/>
               </w:rPr>
-              <w:t>二维半可通行图（净空判据＋带电体安全膨胀＋平台半径膨胀）</w:t>
+              <w:t>二维栅格可通行空间（净空判据＋带电体安全距离禁入＋平台半径膨胀）</w:t>
             </w:r>
           </w:p>
         </w:tc>
@@ -1595,7 +1595,7 @@
                 <w:rFonts w:ascii="SimSun" w:hAnsi="SimSun" w:eastAsia="SimSun"/>
                 <w:sz w:val="17"/>
               </w:rPr>
-              <w:t>配准可用性判定与失败站位邻域剔除</w:t>
+              <w:t>预设更新条件的具体化：配准可用性判定、失败时遮挡模型与缺口证据均不更新、失败站位邻域剔除</w:t>
             </w:r>
           </w:p>
         </w:tc>
@@ -2254,19 +2254,7 @@
         <w:rPr>
           <w:rFonts w:ascii="SimSun" w:hAnsi="SimSun" w:eastAsia="SimSun"/>
         </w:rPr>
-        <w:t>（《D》1.12）。现有实现无此措施；可考虑仅并入被多个</w:t>
-      </w:r>
-    </w:p>
-    <w:p>
-      <w:pPr>
-        <w:spacing w:after="80"/>
-        <w:jc w:val="both"/>
-      </w:pPr>
-      <w:r>
-        <w:rPr>
-          <w:rFonts w:ascii="SimSun" w:hAnsi="SimSun" w:eastAsia="SimSun"/>
-        </w:rPr>
-        <w:t xml:space="preserve">   站位一致判定为模型外的体素，或按体素内点数设置占据阈值。</w:t>
+        <w:t>（《D》1.12）。现有实现无此措施；可考虑仅并入被多个站位一致判定为模型外的体素，或按体素内点数设置占据阈值。</w:t>
       </w:r>
     </w:p>
     <w:p>
@@ -2304,19 +2292,7 @@
         <w:rPr>
           <w:rFonts w:ascii="SimSun" w:hAnsi="SimSun" w:eastAsia="SimSun"/>
         </w:rPr>
-        <w:t>。本方案将现场模型外物件一律视为遮挡体。若该物件实为</w:t>
-      </w:r>
-    </w:p>
-    <w:p>
-      <w:pPr>
-        <w:spacing w:after="80"/>
-        <w:jc w:val="both"/>
-      </w:pPr>
-      <w:r>
-        <w:rPr>
-          <w:rFonts w:ascii="SimSun" w:hAnsi="SimSun" w:eastAsia="SimSun"/>
-        </w:rPr>
-        <w:t xml:space="preserve">   应扫资产（如新增设备尚未录入模型），当前方案不会为其生成候选站位。可在说明书   中提示"若现场新增物件属应扫资产，应先更新设计模型再执行本方法"——是否补入   由发明人决定。</w:t>
+        <w:t>。本方案将现场模型外物件一律视为遮挡体。若该物件实为应扫资产（如新增设备尚未录入模型），当前方案不会为其生成候选站位。可在说明书中提示"若现场新增物件属应扫资产，应先更新设计模型再执行本方法"——是否补入由发明人决定。</w:t>
       </w:r>
     </w:p>
     <w:p>
@@ -2335,19 +2311,7 @@
         <w:rPr>
           <w:rFonts w:ascii="SimSun" w:hAnsi="SimSun" w:eastAsia="SimSun"/>
         </w:rPr>
-        <w:t>。现有实现中该分支在常见取值下实际不触发，判定</w:t>
-      </w:r>
-    </w:p>
-    <w:p>
-      <w:pPr>
-        <w:spacing w:after="80"/>
-        <w:jc w:val="both"/>
-      </w:pPr>
-      <w:r>
-        <w:rPr>
-          <w:rFonts w:ascii="SimSun" w:hAnsi="SimSun" w:eastAsia="SimSun"/>
-        </w:rPr>
-        <w:t xml:space="preserve">   等价于重叠比例阈值比较。若后续要主张其效果，须先使该分支在真实取值范围内可被   触发。</w:t>
+        <w:t>。现有实现中该分支在常见取值下实际不触发，判定等价于重叠比例阈值比较。若后续要主张其效果，须先使该分支在真实取值范围内可被触发。</w:t>
       </w:r>
     </w:p>
     <w:sectPr>

--- a/交付_20260809_补充扫描规划专利/03_内部材料/C_待代理人确认的权项与法律策略事项.docx
+++ b/交付_20260809_补充扫描规划专利/03_内部材料/C_待代理人确认的权项与法律策略事项.docx
@@ -2240,9 +2240,15 @@
     </w:p>
     <w:p>
       <w:pPr>
-        <w:pStyle w:val="ListNumber"/>
-        <w:ind w:left="360"/>
+        <w:spacing w:after="40"/>
+        <w:ind w:left="640" w:hanging="280"/>
       </w:pPr>
+      <w:r>
+        <w:rPr>
+          <w:rFonts w:ascii="SimSun" w:hAnsi="SimSun" w:eastAsia="SimSun"/>
+        </w:rPr>
+        <w:t xml:space="preserve">1. </w:t>
+      </w:r>
       <w:r>
         <w:rPr>
           <w:rFonts w:ascii="SimSun" w:hAnsi="SimSun" w:eastAsia="SimSun"/>
@@ -2259,9 +2265,15 @@
     </w:p>
     <w:p>
       <w:pPr>
-        <w:pStyle w:val="ListNumber"/>
-        <w:ind w:left="360"/>
+        <w:spacing w:after="40"/>
+        <w:ind w:left="640" w:hanging="280"/>
       </w:pPr>
+      <w:r>
+        <w:rPr>
+          <w:rFonts w:ascii="SimSun" w:hAnsi="SimSun" w:eastAsia="SimSun"/>
+        </w:rPr>
+        <w:t xml:space="preserve">2. </w:t>
+      </w:r>
       <w:r>
         <w:rPr>
           <w:rFonts w:ascii="SimSun" w:hAnsi="SimSun" w:eastAsia="SimSun"/>
@@ -2278,9 +2290,15 @@
     </w:p>
     <w:p>
       <w:pPr>
-        <w:pStyle w:val="ListNumber"/>
-        <w:ind w:left="360"/>
+        <w:spacing w:after="40"/>
+        <w:ind w:left="640" w:hanging="280"/>
       </w:pPr>
+      <w:r>
+        <w:rPr>
+          <w:rFonts w:ascii="SimSun" w:hAnsi="SimSun" w:eastAsia="SimSun"/>
+        </w:rPr>
+        <w:t xml:space="preserve">3. </w:t>
+      </w:r>
       <w:r>
         <w:rPr>
           <w:rFonts w:ascii="SimSun" w:hAnsi="SimSun" w:eastAsia="SimSun"/>
@@ -2297,9 +2315,15 @@
     </w:p>
     <w:p>
       <w:pPr>
-        <w:pStyle w:val="ListNumber"/>
-        <w:ind w:left="360"/>
+        <w:spacing w:after="40"/>
+        <w:ind w:left="640" w:hanging="280"/>
       </w:pPr>
+      <w:r>
+        <w:rPr>
+          <w:rFonts w:ascii="SimSun" w:hAnsi="SimSun" w:eastAsia="SimSun"/>
+        </w:rPr>
+        <w:t xml:space="preserve">4. </w:t>
+      </w:r>
       <w:r>
         <w:rPr>
           <w:rFonts w:ascii="SimSun" w:hAnsi="SimSun" w:eastAsia="SimSun"/>
